--- a/docs/sample_referral_round_trip.docx
+++ b/docs/sample_referral_round_trip.docx
@@ -455,7 +455,7 @@
         <w:br/>
         <w:t xml:space="preserve">  "source_system": "p1-rajat",</w:t>
         <w:br/>
-        <w:t xml:space="preserve">  "code": "OM-P9EVYX",</w:t>
+        <w:t xml:space="preserve">  "code": "OM-988H3X",</w:t>
         <w:br/>
         <w:t xml:space="preserve">  "campaign": "PROBABLE discovery – Rajasthan – wave 1",</w:t>
         <w:br/>
@@ -467,15 +467,15 @@
         <w:br/>
         <w:t xml:space="preserve">  "sent_at": "2026-10-01T04:00:00.000000Z",</w:t>
         <w:br/>
-        <w:t xml:space="preserve">  "created_at": "2026-09-28T14:14:37.896647Z",</w:t>
+        <w:t xml:space="preserve">  "created_at": "2026-09-29T09:10:13.778909Z",</w:t>
         <w:br/>
         <w:t xml:space="preserve">  "links": {</w:t>
         <w:br/>
-        <w:t xml:space="preserve">    "whatsapp_text": "Hi, I want to find scholarships. Code OM-P9EVYX",</w:t>
-        <w:br/>
-        <w:t xml:space="preserve">    "whatsapp_link": "https://wa.me/15550001234?text=Hi%2C%20I%20want%20to%20find%20scholarships.%20Code%20OM-P9EVYX",</w:t>
-        <w:br/>
-        <w:t xml:space="preserve">    "web_link": "https://mosje-p2-api.onrender.com/companion?src=outreach&amp;om=OM-P9EVYX&amp;utm_source=p1-rajat&amp;utm_medium=sms&amp;utm_campaign=OM-P9EVYX"</w:t>
+        <w:t xml:space="preserve">    "whatsapp_text": "Hi, I want to find scholarships. Code OM-988H3X",</w:t>
+        <w:br/>
+        <w:t xml:space="preserve">    "whatsapp_link": "https://wa.me/15550001234?text=Hi%2C%20I%20want%20to%20find%20scholarships.%20Code%20OM-988H3X",</w:t>
+        <w:br/>
+        <w:t xml:space="preserve">    "web_link": "https://mosje-p2-api.onrender.com/companion?src=outreach&amp;om=OM-988H3X&amp;utm_source=p1-rajat&amp;utm_medium=sms&amp;utm_campaign=OM-988H3X"</w:t>
         <w:br/>
         <w:t xml:space="preserve">  },</w:t>
         <w:br/>
@@ -507,15 +507,15 @@
         <w:br/>
         <w:t xml:space="preserve">      "recipient_ref": "P1-STU-0001",</w:t>
         <w:br/>
-        <w:t xml:space="preserve">      "code": "RY6FPKX5U",</w:t>
+        <w:t xml:space="preserve">      "code": "RF99VN7CM",</w:t>
         <w:br/>
         <w:t xml:space="preserve">      "referral_linked": true,</w:t>
         <w:br/>
-        <w:t xml:space="preserve">      "whatsapp_text": "Hi, I want to find scholarships. Code OM-P9EVYX-RY6FPKX5U",</w:t>
-        <w:br/>
-        <w:t xml:space="preserve">      "whatsapp_link": "https://wa.me/15550001234?text=Hi%2C%20I%20want%20to%20find%20scholarships.%20Code%20OM-P9EVYX-RY6FPKX5U",</w:t>
-        <w:br/>
-        <w:t xml:space="preserve">      "web_link": "https://mosje-p2-api.onrender.com/companion?src=outreach&amp;om=OM-P9EVYX&amp;r=RY6FPKX5U&amp;utm_source=p1-rajat&amp;utm_medium=sms&amp;utm_campaign=OM-P9EVYX"</w:t>
+        <w:t xml:space="preserve">      "whatsapp_text": "Hi, I want to find scholarships. Code OM-988H3X-RF99VN7CM",</w:t>
+        <w:br/>
+        <w:t xml:space="preserve">      "whatsapp_link": "https://wa.me/15550001234?text=Hi%2C%20I%20want%20to%20find%20scholarships.%20Code%20OM-988H3X-RF99VN7CM",</w:t>
+        <w:br/>
+        <w:t xml:space="preserve">      "web_link": "https://mosje-p2-api.onrender.com/companion?src=outreach&amp;om=OM-988H3X&amp;r=RF99VN7CM&amp;utm_source=p1-rajat&amp;utm_medium=sms&amp;utm_campaign=OM-988H3X"</w:t>
         <w:br/>
         <w:t xml:space="preserve">    },</w:t>
         <w:br/>
@@ -523,15 +523,15 @@
         <w:br/>
         <w:t xml:space="preserve">      "recipient_ref": "P1-STU-0002",</w:t>
         <w:br/>
-        <w:t xml:space="preserve">      "code": "RPUFK7U4G",</w:t>
+        <w:t xml:space="preserve">      "code": "RQN9MNXXX",</w:t>
         <w:br/>
         <w:t xml:space="preserve">      "referral_linked": true,</w:t>
         <w:br/>
-        <w:t xml:space="preserve">      "whatsapp_text": "Hi, I want to find scholarships. Code OM-P9EVYX-RPUFK7U4G",</w:t>
-        <w:br/>
-        <w:t xml:space="preserve">      "whatsapp_link": "https://wa.me/15550001234?text=Hi%2C%20I%20want%20to%20find%20scholarships.%20Code%20OM-P9EVYX-RPUFK7U4G",</w:t>
-        <w:br/>
-        <w:t xml:space="preserve">      "web_link": "https://mosje-p2-api.onrender.com/companion?src=outreach&amp;om=OM-P9EVYX&amp;r=RPUFK7U4G&amp;utm_source=p1-rajat&amp;utm_medium=sms&amp;utm_campaign=OM-P9EVYX"</w:t>
+        <w:t xml:space="preserve">      "whatsapp_text": "Hi, I want to find scholarships. Code OM-988H3X-RQN9MNXXX",</w:t>
+        <w:br/>
+        <w:t xml:space="preserve">      "whatsapp_link": "https://wa.me/15550001234?text=Hi%2C%20I%20want%20to%20find%20scholarships.%20Code%20OM-988H3X-RQN9MNXXX",</w:t>
+        <w:br/>
+        <w:t xml:space="preserve">      "web_link": "https://mosje-p2-api.onrender.com/companion?src=outreach&amp;om=OM-988H3X&amp;r=RQN9MNXXX&amp;utm_source=p1-rajat&amp;utm_medium=sms&amp;utm_campaign=OM-988H3X"</w:t>
         <w:br/>
         <w:t xml:space="preserve">    }</w:t>
         <w:br/>
@@ -561,7 +561,7 @@
         <w:t>👤 Aarav:</w:t>
       </w:r>
       <w:r>
-        <w:t xml:space="preserve"> Hi, I want to find scholarships. Code OM-P9EVYX-RY6FPKX5U</w:t>
+        <w:t xml:space="preserve"> Hi, I want to find scholarships. Code OM-988H3X-RF99VN7CM</w:t>
       </w:r>
     </w:p>
     <w:p>
@@ -587,26 +587,10 @@
         <w:t>Answer a few quick questions (about 2 minutes) and I will show scholarships you can explore.</w:t>
         <w:br/>
         <w:br/>
-        <w:t>From your records we already have:</w:t>
-        <w:br/>
-        <w:t>• Class passed: Class 10</w:t>
-        <w:br/>
-        <w:t>• State/UT: Rajasthan</w:t>
-        <w:br/>
-        <w:t>• Category: SC</w:t>
-        <w:br/>
-        <w:t>• Gender: Male</w:t>
-        <w:br/>
-        <w:t>• Family income: ₹1,80,000</w:t>
-        <w:br/>
-        <w:t>Is this correct?</w:t>
-        <w:br/>
-        <w:br/>
-        <w:t>Reply with a number:</w:t>
-        <w:br/>
-        <w:t>1. Yes, correct</w:t>
-        <w:br/>
-        <w:t>2. No, let me answer</w:t>
+        <w:t>🔒 To find scholarships that may be relevant, I need to use the details you share in this chat (education level, gender, family income, social category and State). They are used only to suggest schemes. I will not ask for your name, Aadhaar or bank details. Is that okay?</w:t>
+        <w:br/>
+        <w:br/>
+        <w:t>[ Agree ]   [ Don't agree ]   [ Go back ]</w:t>
       </w:r>
     </w:p>
     <w:p>
@@ -638,51 +622,25 @@
           <w:rFonts w:ascii="Consolas" w:hAnsi="Consolas"/>
           <w:sz w:val="18"/>
         </w:rPr>
-        <w:t>Your answers: Class passed: Class 10; State/UT: Rajasthan; Category: SC; Gender: Male; Family income: ₹1,80,000</w:t>
-        <w:br/>
-        <w:br/>
-        <w:t>Based on your answers, here are 5 scholarship(s) you can explore (showing 1–5 of 11):</w:t>
-        <w:br/>
-        <w:br/>
-        <w:t>*1. Post-Matric Scholarship for SC Students*</w:t>
-        <w:br/>
-        <w:t>Benefit: Academic allowance ranges by course group: ₹13,500/year for Group I hostellers and ₹7,000 for day scholars; ₹…</w:t>
-        <w:br/>
-        <w:t>Apply / info: https://scholarships.gov.in/</w:t>
-        <w:br/>
-        <w:br/>
-        <w:t>*2. Kali Bai Bheel Medhavi Chhatra Scooty Yojana - Passed Class 10*</w:t>
-        <w:br/>
-        <w:t>Apply / info: https://scholarship.rajasthan.gov.in/ActDeptSchemeList.aspx</w:t>
-        <w:br/>
-        <w:br/>
-        <w:t>*3. CM Sarvjan Scholarship - Rajasthan*</w:t>
-        <w:br/>
-        <w:t>Apply / info: https://sje.rajasthan.gov.in/default.aspx/scolarship1/Default.aspx?PageID=81</w:t>
-        <w:br/>
-        <w:br/>
-        <w:t>*4. Free Coaching for SCs, OBCs and Beneficiaries of PM CARES Children Scheme*</w:t>
-        <w:br/>
-        <w:t>Apply / info: https://scholarships.gov.in/All-Scholarships</w:t>
-        <w:br/>
-        <w:br/>
-        <w:t>*5. Mukhyamantri Anuprati Coaching Yojana*</w:t>
-        <w:br/>
-        <w:t>Apply / info: https://sje.rajasthan.gov.in/default.aspx?pageid=86</w:t>
-        <w:br/>
-        <w:br/>
-        <w:t>ℹ️ This list is based only on your answers and the Scholarship Eligibility Rule V3.0. Final eligibility is decided by the scheme's department when you apply.</w:t>
-        <w:br/>
-        <w:br/>
-        <w:t>Reply with a number:</w:t>
-        <w:br/>
-        <w:t>1. Show more schemes</w:t>
-        <w:br/>
-        <w:t>2. Rate this service &amp; get your share link</w:t>
-        <w:br/>
-        <w:t>3. Start again</w:t>
-        <w:br/>
-        <w:t>4. Help</w:t>
+        <w:t>📋 Please check your details:</w:t>
+        <w:br/>
+        <w:t>• State/UT: Rajasthan 📁</w:t>
+        <w:br/>
+        <w:t>• Education level: Class 10 passed 📁</w:t>
+        <w:br/>
+        <w:t>• Gender: Male 📁</w:t>
+        <w:br/>
+        <w:t>• Family income: ₹1,80,000 a year 📁</w:t>
+        <w:br/>
+        <w:t>• Category: SC 📁</w:t>
+        <w:br/>
+        <w:br/>
+        <w:t>Shall I look for scholarships now?</w:t>
+        <w:br/>
+        <w:t>📁 = from your records</w:t>
+        <w:br/>
+        <w:br/>
+        <w:t>[ Proceed ]   [ Edit details ]</w:t>
       </w:r>
     </w:p>
     <w:p>
@@ -714,43 +672,56 @@
           <w:rFonts w:ascii="Consolas" w:hAnsi="Consolas"/>
           <w:sz w:val="18"/>
         </w:rPr>
-        <w:t>Based on your answers, here are 5 scholarship(s) you can explore (showing 6–10 of 11):</w:t>
-        <w:br/>
-        <w:br/>
-        <w:t>*6. Post-Matric Scholarship for DNT Students - Rajasthan*</w:t>
-        <w:br/>
-        <w:t>Apply / info: https://sje.rajasthan.gov.in/default.aspx/scolarship1/Default.aspx?PageID=81</w:t>
-        <w:br/>
-        <w:br/>
-        <w:t>*7. Post-Matric Scholarship for EBC Students - Rajasthan*</w:t>
-        <w:br/>
-        <w:t>Apply / info: https://sje.rajasthan.gov.in/default.aspx/scolarship1/Default.aspx?PageID=81</w:t>
-        <w:br/>
-        <w:br/>
-        <w:t>*8. Post-Matric Scholarship for SBC Students - Rajasthan*</w:t>
-        <w:br/>
-        <w:t>Apply / info: https://sje.rajasthan.gov.in/default.aspx/scolarship1/Default.aspx?PageID=81</w:t>
-        <w:br/>
-        <w:br/>
-        <w:t>*9. AICTE Pragati Scholarship Scheme - Diploma*</w:t>
-        <w:br/>
-        <w:t>Apply / info: https://www.aicte-india.org/</w:t>
-        <w:br/>
-        <w:br/>
-        <w:t>*10. AICTE Saksham Scholarship Scheme - Diploma*</w:t>
-        <w:br/>
-        <w:t>Apply / info: https://www.aicte-india.org/</w:t>
-        <w:br/>
-        <w:br/>
-        <w:t>Reply with a number:</w:t>
-        <w:br/>
-        <w:t>1. Show more schemes</w:t>
-        <w:br/>
-        <w:t>2. Rate this service &amp; get your share link</w:t>
-        <w:br/>
-        <w:t>3. Start again</w:t>
-        <w:br/>
-        <w:t>4. Help</w:t>
+        <w:t>Your answers: State/UT: Rajasthan; Education level: Class 10 passed; Gender: Male; Family income: ₹1,80,000 a year; Category: SC</w:t>
+        <w:br/>
+        <w:br/>
+        <w:t>Based on your answers, here are 5 scholarship(s) you can explore (showing 1–5 of 6):</w:t>
+        <w:br/>
+        <w:t>Tap a scheme (or type its number) to see details.</w:t>
+        <w:br/>
+        <w:br/>
+        <w:t>*1. Post-Matric Scholarship for SC Students · Central*</w:t>
+        <w:br/>
+        <w:br/>
+        <w:t>*2. Free Coaching for SCs, OBCs and Beneficiaries of PM CARES Children Scheme · Central · Department of Social Justice &amp; Empowerment*</w:t>
+        <w:br/>
+        <w:br/>
+        <w:t>*3. CM Sarvjan Scholarship - Rajasthan · Rajasthan · Social Justice &amp; Empowerment Department*</w:t>
+        <w:br/>
+        <w:br/>
+        <w:t>*4. Mukhyamantri Anuprati Coaching Yojana · Rajasthan · Social Justice &amp; Empowerment Department*</w:t>
+        <w:br/>
+        <w:br/>
+        <w:t>— Only for specific groups – check eligibility —</w:t>
+        <w:br/>
+        <w:br/>
+        <w:t>*5. AICTE Saksham Scholarship Scheme - Diploma · Central · AICTE*</w:t>
+        <w:br/>
+        <w:br/>
+        <w:t>ℹ️ This list is based only on your answers and the Scholarship Eligibility Rule V3.0. Final eligibility is decided by the scheme's department when you apply.</w:t>
+        <w:br/>
+        <w:br/>
+        <w:t>[ ☰ Choose ]  (list message)</w:t>
+        <w:br/>
+        <w:t xml:space="preserve">  — Options —</w:t>
+        <w:br/>
+        <w:t xml:space="preserve">  • 1. Post-Matric Scholars…  (Central)   ‹id 1›</w:t>
+        <w:br/>
+        <w:t xml:space="preserve">  • 2. Free Coaching for SC…  (Central · Department of Social Justice &amp; Empowerment)   ‹id 2›</w:t>
+        <w:br/>
+        <w:t xml:space="preserve">  • 3. CM Sarvjan Scholarsh…  (Rajasthan · Social Justice &amp; Empowerment Department)   ‹id 3›</w:t>
+        <w:br/>
+        <w:t xml:space="preserve">  • 4. Mukhyamantri Anuprat…  (Rajasthan · Social Justice &amp; Empowerment Department)   ‹id 4›</w:t>
+        <w:br/>
+        <w:t xml:space="preserve">  • 5. AICTE Saksham Schola…  (Central · AICTE)   ‹id 5›</w:t>
+        <w:br/>
+        <w:t xml:space="preserve">  — Navigate —</w:t>
+        <w:br/>
+        <w:t xml:space="preserve">  • More schemes   ‹id more›</w:t>
+        <w:br/>
+        <w:t xml:space="preserve">  • Share feedback   ‹id rate›</w:t>
+        <w:br/>
+        <w:t xml:space="preserve">  • Go back   ‹id back›</w:t>
       </w:r>
     </w:p>
     <w:p>
@@ -813,15 +784,15 @@
         <w:br/>
         <w:t xml:space="preserve">    "src": "outreach",</w:t>
         <w:br/>
-        <w:t xml:space="preserve">    "om": "OM-P9EVYX",</w:t>
-        <w:br/>
-        <w:t xml:space="preserve">    "r": "RPUFK7U4G",</w:t>
+        <w:t xml:space="preserve">    "om": "OM-988H3X",</w:t>
+        <w:br/>
+        <w:t xml:space="preserve">    "r": "RQN9MNXXX",</w:t>
         <w:br/>
         <w:t xml:space="preserve">    "utm_source": "p1-rajat",</w:t>
         <w:br/>
         <w:t xml:space="preserve">    "utm_medium": "sms",</w:t>
         <w:br/>
-        <w:t xml:space="preserve">    "utm_campaign": "OM-P9EVYX"</w:t>
+        <w:t xml:space="preserve">    "utm_campaign": "OM-988H3X"</w:t>
         <w:br/>
         <w:t xml:space="preserve">  }</w:t>
         <w:br/>
@@ -856,9 +827,9 @@
         </w:rPr>
         <w:t>{</w:t>
         <w:br/>
-        <w:t xml:space="preserve">  "session_id": "s_Qdiqhkt6ud7NyySM",</w:t>
-        <w:br/>
-        <w:t xml:space="preserve">  "session_token": "hwNsqh7D7-OUxDorPk3arVXGp61gwbwG",</w:t>
+        <w:t xml:space="preserve">  "session_id": "s_7O3WHuADY6pnYkqO",</w:t>
+        <w:br/>
+        <w:t xml:space="preserve">  "session_token": "UcXbo-8mI3Nt0A2y8g6ZV5K1wDP8qDfP",</w:t>
         <w:br/>
         <w:t xml:space="preserve">  "channel": "web",</w:t>
         <w:br/>
@@ -868,7 +839,7 @@
         <w:br/>
         <w:t xml:space="preserve">  "entry_source": "OUTREACH",</w:t>
         <w:br/>
-        <w:t xml:space="preserve">  "companion_url": "https://mosje-p2-api.onrender.com/companion?session=s_Qdiqhkt6ud7NyySM&amp;token=hwNsqh7D7-OUxDorPk3arVXGp61gwbwG",</w:t>
+        <w:t xml:space="preserve">  "companion_url": "https://mosje-p2-api.onrender.com/companion?session=s_7O3WHuADY6pnYkqO&amp;token=UcXbo-8mI3Nt0A2y8g6ZV5K1wDP8qDfP",</w:t>
         <w:br/>
         <w:t xml:space="preserve">  "reply": {</w:t>
         <w:br/>
@@ -880,7 +851,11 @@
         <w:br/>
         <w:t xml:space="preserve">        "id": "1",</w:t>
         <w:br/>
-        <w:t xml:space="preserve">        "label": "English"</w:t>
+        <w:t xml:space="preserve">        "label": "অসমীয়া (Assamese)",</w:t>
+        <w:br/>
+        <w:t xml:space="preserve">        "kind": "item",</w:t>
+        <w:br/>
+        <w:t xml:space="preserve">        "code": "as"</w:t>
         <w:br/>
         <w:t xml:space="preserve">      },</w:t>
         <w:br/>
@@ -888,7 +863,155 @@
         <w:br/>
         <w:t xml:space="preserve">        "id": "2",</w:t>
         <w:br/>
-        <w:t xml:space="preserve">        "label": "हिंदी"</w:t>
+        <w:t xml:space="preserve">        "label": "বাংলা (Bengali)",</w:t>
+        <w:br/>
+        <w:t xml:space="preserve">        "kind": "item",</w:t>
+        <w:br/>
+        <w:t xml:space="preserve">        "code": "bn"</w:t>
+        <w:br/>
+        <w:t xml:space="preserve">      },</w:t>
+        <w:br/>
+        <w:t xml:space="preserve">      {</w:t>
+        <w:br/>
+        <w:t xml:space="preserve">        "id": "3",</w:t>
+        <w:br/>
+        <w:t xml:space="preserve">        "label": "भोजपुरी (Bhojpuri)",</w:t>
+        <w:br/>
+        <w:t xml:space="preserve">        "kind": "item",</w:t>
+        <w:br/>
+        <w:t xml:space="preserve">        "code": "bho"</w:t>
+        <w:br/>
+        <w:t xml:space="preserve">      },</w:t>
+        <w:br/>
+        <w:t xml:space="preserve">      {</w:t>
+        <w:br/>
+        <w:t xml:space="preserve">        "id": "4",</w:t>
+        <w:br/>
+        <w:t xml:space="preserve">        "label": "English",</w:t>
+        <w:br/>
+        <w:t xml:space="preserve">        "kind": "item",</w:t>
+        <w:br/>
+        <w:t xml:space="preserve">        "code": "en"</w:t>
+        <w:br/>
+        <w:t xml:space="preserve">      },</w:t>
+        <w:br/>
+        <w:t xml:space="preserve">      {</w:t>
+        <w:br/>
+        <w:t xml:space="preserve">        "id": "5",</w:t>
+        <w:br/>
+        <w:t xml:space="preserve">        "label": "ગુજરાતી (Gujarati)",</w:t>
+        <w:br/>
+        <w:t xml:space="preserve">        "kind": "item",</w:t>
+        <w:br/>
+        <w:t xml:space="preserve">        "code": "gu"</w:t>
+        <w:br/>
+        <w:t xml:space="preserve">      },</w:t>
+        <w:br/>
+        <w:t xml:space="preserve">      {</w:t>
+        <w:br/>
+        <w:t xml:space="preserve">        "id": "6",</w:t>
+        <w:br/>
+        <w:t xml:space="preserve">        "label": "हिंदी (Hindi)",</w:t>
+        <w:br/>
+        <w:t xml:space="preserve">        "kind": "item",</w:t>
+        <w:br/>
+        <w:t xml:space="preserve">        "code": "hi"</w:t>
+        <w:br/>
+        <w:t xml:space="preserve">      },</w:t>
+        <w:br/>
+        <w:t xml:space="preserve">      {</w:t>
+        <w:br/>
+        <w:t xml:space="preserve">        "id": "7",</w:t>
+        <w:br/>
+        <w:t xml:space="preserve">        "label": "ಕನ್ನಡ (Kannada)",</w:t>
+        <w:br/>
+        <w:t xml:space="preserve">        "kind": "item",</w:t>
+        <w:br/>
+        <w:t xml:space="preserve">        "code": "kn"</w:t>
+        <w:br/>
+        <w:t xml:space="preserve">      },</w:t>
+        <w:br/>
+        <w:t xml:space="preserve">      {</w:t>
+        <w:br/>
+        <w:t xml:space="preserve">        "id": "8",</w:t>
+        <w:br/>
+        <w:t xml:space="preserve">        "label": "मैथिली (Maithili)",</w:t>
+        <w:br/>
+        <w:t xml:space="preserve">        "kind": "item",</w:t>
+        <w:br/>
+        <w:t xml:space="preserve">        "code": "mai"</w:t>
+        <w:br/>
+        <w:t xml:space="preserve">      },</w:t>
+        <w:br/>
+        <w:t xml:space="preserve">      {</w:t>
+        <w:br/>
+        <w:t xml:space="preserve">        "id": "9",</w:t>
+        <w:br/>
+        <w:t xml:space="preserve">        "label": "മലയാളം (Malayalam)",</w:t>
+        <w:br/>
+        <w:t xml:space="preserve">        "kind": "item",</w:t>
+        <w:br/>
+        <w:t xml:space="preserve">        "code": "ml"</w:t>
+        <w:br/>
+        <w:t xml:space="preserve">      },</w:t>
+        <w:br/>
+        <w:t xml:space="preserve">      {</w:t>
+        <w:br/>
+        <w:t xml:space="preserve">        "id": "10",</w:t>
+        <w:br/>
+        <w:t xml:space="preserve">        "label": "मराठी (Marathi)",</w:t>
+        <w:br/>
+        <w:t xml:space="preserve">        "kind": "item",</w:t>
+        <w:br/>
+        <w:t xml:space="preserve">        "code": "mr"</w:t>
+        <w:br/>
+        <w:t xml:space="preserve">      },</w:t>
+        <w:br/>
+        <w:t xml:space="preserve">      {</w:t>
+        <w:br/>
+        <w:t xml:space="preserve">        "id": "11",</w:t>
+        <w:br/>
+        <w:t xml:space="preserve">        "label": "ଓଡ଼ିଆ (Odia)",</w:t>
+        <w:br/>
+        <w:t xml:space="preserve">        "kind": "item",</w:t>
+        <w:br/>
+        <w:t xml:space="preserve">        "code": "or"</w:t>
+        <w:br/>
+        <w:t xml:space="preserve">      },</w:t>
+        <w:br/>
+        <w:t xml:space="preserve">      {</w:t>
+        <w:br/>
+        <w:t xml:space="preserve">        "id": "12",</w:t>
+        <w:br/>
+        <w:t xml:space="preserve">        "label": "ਪੰਜਾਬੀ (Punjabi)",</w:t>
+        <w:br/>
+        <w:t xml:space="preserve">        "kind": "item",</w:t>
+        <w:br/>
+        <w:t xml:space="preserve">        "code": "pa"</w:t>
+        <w:br/>
+        <w:t xml:space="preserve">      },</w:t>
+        <w:br/>
+        <w:t xml:space="preserve">      {</w:t>
+        <w:br/>
+        <w:t xml:space="preserve">        "id": "13",</w:t>
+        <w:br/>
+        <w:t xml:space="preserve">        "label": "தமிழ் (Tamil)",</w:t>
+        <w:br/>
+        <w:t xml:space="preserve">        "kind": "item",</w:t>
+        <w:br/>
+        <w:t xml:space="preserve">        "code": "ta"</w:t>
+        <w:br/>
+        <w:t xml:space="preserve">      },</w:t>
+        <w:br/>
+        <w:t xml:space="preserve">      {</w:t>
+        <w:br/>
+        <w:t xml:space="preserve">        "id": "14",</w:t>
+        <w:br/>
+        <w:t xml:space="preserve">        "label": "తెలుగు (Telugu)",</w:t>
+        <w:br/>
+        <w:t xml:space="preserve">        "kind": "item",</w:t>
+        <w:br/>
+        <w:t xml:space="preserve">        "code": "te"</w:t>
         <w:br/>
         <w:t xml:space="preserve">      }</w:t>
         <w:br/>
@@ -906,7 +1029,21 @@
         <w:br/>
         <w:t xml:space="preserve">    "input_hint": "choice",</w:t>
         <w:br/>
-        <w:t xml:space="preserve">    "share": null</w:t>
+        <w:t xml:space="preserve">    "share": null,</w:t>
+        <w:br/>
+        <w:t xml:space="preserve">    "detail": null,</w:t>
+        <w:br/>
+        <w:t xml:space="preserve">    "view": "LANG",</w:t>
+        <w:br/>
+        <w:t xml:space="preserve">    "section_label": "",</w:t>
+        <w:br/>
+        <w:t xml:space="preserve">    "ui": {</w:t>
+        <w:br/>
+        <w:t xml:space="preserve">      "continue": "Continue",</w:t>
+        <w:br/>
+        <w:t xml:space="preserve">      "dropdown": true</w:t>
+        <w:br/>
+        <w:t xml:space="preserve">    }</w:t>
         <w:br/>
         <w:t xml:space="preserve">  }</w:t>
         <w:br/>
@@ -915,7 +1052,7 @@
     </w:p>
     <w:p>
       <w:r>
-        <w:t xml:space="preserve">Priya then answers </w:t>
+        <w:t xml:space="preserve">Priya then picks </w:t>
       </w:r>
       <w:r>
         <w:rPr>
@@ -923,10 +1060,10 @@
           <w:color w:val="C00000"/>
           <w:sz w:val="19"/>
         </w:rPr>
-        <w:t>2</w:t>
+        <w:t>6</w:t>
       </w:r>
       <w:r>
-        <w:t xml:space="preserve"> (Hindi), </w:t>
+        <w:t xml:space="preserve"> (हिंदी – the language list is alphabetical by English name), </w:t>
       </w:r>
       <w:r>
         <w:rPr>
@@ -937,7 +1074,7 @@
         <w:t>1</w:t>
       </w:r>
       <w:r>
-        <w:t xml:space="preserve"> (confirm class XII + Rajasthan), </w:t>
+        <w:t xml:space="preserve"> (Agree to the consent text); Class XII and Rajasthan come from the referral, so only 3 questions are left: </w:t>
       </w:r>
       <w:r>
         <w:rPr>
@@ -945,18 +1082,7 @@
           <w:color w:val="C00000"/>
           <w:sz w:val="19"/>
         </w:rPr>
-        <w:t>4</w:t>
-      </w:r>
-      <w:r>
-        <w:t xml:space="preserve"> (General), </w:t>
-      </w:r>
-      <w:r>
-        <w:rPr>
-          <w:rFonts w:ascii="Consolas" w:hAnsi="Consolas"/>
-          <w:color w:val="C00000"/>
-          <w:sz w:val="19"/>
-        </w:rPr>
-        <w:t>1</w:t>
+        <w:t>2</w:t>
       </w:r>
       <w:r>
         <w:t xml:space="preserve"> (Female), </w:t>
@@ -970,7 +1096,29 @@
         <w:t>1</w:t>
       </w:r>
       <w:r>
-        <w:t xml:space="preserve"> (up to ₹1 lakh). Last reply state: </w:t>
+        <w:t xml:space="preserve"> (up to ₹10,000 a month), </w:t>
+      </w:r>
+      <w:r>
+        <w:rPr>
+          <w:rFonts w:ascii="Consolas" w:hAnsi="Consolas"/>
+          <w:color w:val="C00000"/>
+          <w:sz w:val="19"/>
+        </w:rPr>
+        <w:t>4</w:t>
+      </w:r>
+      <w:r>
+        <w:t xml:space="preserve"> (General); then </w:t>
+      </w:r>
+      <w:r>
+        <w:rPr>
+          <w:rFonts w:ascii="Consolas" w:hAnsi="Consolas"/>
+          <w:color w:val="C00000"/>
+          <w:sz w:val="19"/>
+        </w:rPr>
+        <w:t>1</w:t>
+      </w:r>
+      <w:r>
+        <w:t xml:space="preserve"> (Proceed on the summary). Last reply state: </w:t>
       </w:r>
       <w:r>
         <w:rPr>
@@ -1065,17 +1213,17 @@
         <w:br/>
         <w:t xml:space="preserve">  "invite_status": null,</w:t>
         <w:br/>
-        <w:t xml:space="preserve">  "callback_status": "200 at 2026-09-28T14:14:37.935565Z",</w:t>
-        <w:br/>
-        <w:t xml:space="preserve">  "created_at": "2026-09-28T14:14:37.888117Z",</w:t>
-        <w:br/>
-        <w:t xml:space="preserve">  "updated_at": "2026-09-28T14:14:37.927510Z",</w:t>
+        <w:t xml:space="preserve">  "callback_status": "200 at 2026-09-29T09:10:13.830309Z",</w:t>
+        <w:br/>
+        <w:t xml:space="preserve">  "created_at": "2026-09-29T09:10:13.772144Z",</w:t>
+        <w:br/>
+        <w:t xml:space="preserve">  "updated_at": "2026-09-29T09:10:13.821758Z",</w:t>
         <w:br/>
         <w:t xml:space="preserve">  "sessions_count": 1,</w:t>
         <w:br/>
         <w:t xml:space="preserve">  "latest_result": {</w:t>
         <w:br/>
-        <w:t xml:space="preserve">    "session_id": "s_OfGQOsYfIxls_a0C",</w:t>
+        <w:t xml:space="preserve">    "session_id": "s_cq-NpkIZHlDBoPGq",</w:t>
         <w:br/>
         <w:t xml:space="preserve">    "channel": "whatsapp",</w:t>
         <w:br/>
@@ -1095,6 +1243,16 @@
         <w:br/>
         <w:t xml:space="preserve">    "prefill_used": true,</w:t>
         <w:br/>
+        <w:t xml:space="preserve">    "consent": {</w:t>
+        <w:br/>
+        <w:t xml:space="preserve">      "status": "AGREED",</w:t>
+        <w:br/>
+        <w:t xml:space="preserve">      "at": "2026-09-29T09:10:13.806124Z",</w:t>
+        <w:br/>
+        <w:t xml:space="preserve">      "version": "p2-consent-2026-09-29"</w:t>
+        <w:br/>
+        <w:t xml:space="preserve">    },</w:t>
+        <w:br/>
         <w:t xml:space="preserve">    "answers": {</w:t>
         <w:br/>
         <w:t xml:space="preserve">      "state": "Rajasthan",</w:t>
@@ -1105,11 +1263,15 @@
         <w:br/>
         <w:t xml:space="preserve">      "gender": "Male",</w:t>
         <w:br/>
-        <w:t xml:space="preserve">      "annual_family_income": 180000</w:t>
+        <w:t xml:space="preserve">      "annual_family_income": 180000,</w:t>
+        <w:br/>
+        <w:t xml:space="preserve">      "income_min": null,</w:t>
+        <w:br/>
+        <w:t xml:space="preserve">      "income_band": null</w:t>
         <w:br/>
         <w:t xml:space="preserve">    },</w:t>
         <w:br/>
-        <w:t xml:space="preserve">    "eligible_count": 11,</w:t>
+        <w:t xml:space="preserve">    "eligible_count": 6,</w:t>
         <w:br/>
         <w:t xml:space="preserve">    "suggested_schemes": [</w:t>
         <w:br/>
@@ -1133,13 +1295,13 @@
         <w:br/>
         <w:t xml:space="preserve">        "rank": 2,</w:t>
         <w:br/>
-        <w:t xml:space="preserve">        "scheme_id": "MSM-0156",</w:t>
-        <w:br/>
-        <w:t xml:space="preserve">        "name": "Kali Bai Bheel Medhavi Chhatra Scooty Yojana - Passed Class 10",</w:t>
+        <w:t xml:space="preserve">        "scheme_id": "MSM-0104",</w:t>
+        <w:br/>
+        <w:t xml:space="preserve">        "name": "Free Coaching for SCs, OBCs and Beneficiaries of PM CARES Children Scheme",</w:t>
         <w:br/>
         <w:t xml:space="preserve">        "benefit": "",</w:t>
         <w:br/>
-        <w:t xml:space="preserve">        "apply_url": "https://scholarship.rajasthan.gov.in/ActDeptSchemeList.aspx",</w:t>
+        <w:t xml:space="preserve">        "apply_url": "https://scholarships.gov.in/All-Scholarships",</w:t>
         <w:br/>
         <w:t xml:space="preserve">        "shown_to_student": true</w:t>
         <w:br/>
@@ -1161,7 +1323,7 @@
         <w:br/>
         <w:t xml:space="preserve">      },</w:t>
         <w:br/>
-        <w:t xml:space="preserve">      "... 8 more"</w:t>
+        <w:t xml:space="preserve">      "... 3 more"</w:t>
         <w:br/>
         <w:t xml:space="preserve">    ],</w:t>
         <w:br/>
@@ -1173,7 +1335,7 @@
         <w:br/>
         <w:t xml:space="preserve">      "outreach_message_id": "2026-10-01-probable-wave1",</w:t>
         <w:br/>
-        <w:t xml:space="preserve">      "outreach_code": "OM-P9EVYX",</w:t>
+        <w:t xml:space="preserve">      "outreach_code": "OM-988H3X",</w:t>
         <w:br/>
         <w:t xml:space="preserve">      "campaign": "PROBABLE discovery – Rajasthan – wave 1",</w:t>
         <w:br/>
@@ -1187,19 +1349,19 @@
         <w:br/>
         <w:t xml:space="preserve">        "channel": "whatsapp",</w:t>
         <w:br/>
-        <w:t xml:space="preserve">        "raw_text": "Hi, I want to find scholarships. Code OM-P9EVYX-RY6FPKX5U",</w:t>
-        <w:br/>
-        <w:t xml:space="preserve">        "om_code": "OM-P9EVYX",</w:t>
-        <w:br/>
-        <w:t xml:space="preserve">        "recipient_code": "RY6FPKX5U",</w:t>
+        <w:t xml:space="preserve">        "raw_text": "Hi, I want to find scholarships. Code OM-988H3X-RF99VN7CM",</w:t>
+        <w:br/>
+        <w:t xml:space="preserve">        "om_code": "OM-988H3X",</w:t>
+        <w:br/>
+        <w:t xml:space="preserve">        "recipient_code": "RF99VN7CM",</w:t>
         <w:br/>
         <w:t xml:space="preserve">        "resolved": true,</w:t>
         <w:br/>
-        <w:t xml:space="preserve">        "at": "2026-09-28T14:14:37.912210Z"</w:t>
+        <w:t xml:space="preserve">        "at": "2026-09-29T09:10:13.792722Z"</w:t>
         <w:br/>
         <w:t xml:space="preserve">      },</w:t>
         <w:br/>
-        <w:t xml:space="preserve">      "first_touch_at": "2026-09-28T14:14:37.912210Z"</w:t>
+        <w:t xml:space="preserve">      "first_touch_at": "2026-09-29T09:10:13.792722Z"</w:t>
         <w:br/>
         <w:t xml:space="preserve">    },</w:t>
         <w:br/>
@@ -1213,11 +1375,11 @@
         <w:br/>
         <w:t xml:space="preserve">    "eligibility_as_of": "2026-09-28",</w:t>
         <w:br/>
-        <w:t xml:space="preserve">    "started_at": "2026-09-28T14:14:37.914607Z",</w:t>
-        <w:br/>
-        <w:t xml:space="preserve">    "updated_at": "2026-09-28T14:14:37.941410Z",</w:t>
-        <w:br/>
-        <w:t xml:space="preserve">    "completed_at": "2026-09-28T14:14:37.926642Z"</w:t>
+        <w:t xml:space="preserve">    "started_at": "2026-09-29T09:10:13.795980Z",</w:t>
+        <w:br/>
+        <w:t xml:space="preserve">    "updated_at": "2026-09-29T09:10:13.825941Z",</w:t>
+        <w:br/>
+        <w:t xml:space="preserve">    "completed_at": "2026-09-29T09:10:13.820897Z"</w:t>
         <w:br/>
         <w:t xml:space="preserve">  }</w:t>
         <w:br/>
@@ -1277,7 +1439,7 @@
         <w:br/>
         <w:t xml:space="preserve">  "count": 2,</w:t>
         <w:br/>
-        <w:t xml:space="preserve">  "next_since": "2026-09-28T14:14:37.980975Z",</w:t>
+        <w:t xml:space="preserve">  "next_since": "2026-09-29T09:10:13.873482Z",</w:t>
         <w:br/>
         <w:t xml:space="preserve">  "has_more": false,</w:t>
         <w:br/>
@@ -1285,7 +1447,7 @@
         <w:br/>
         <w:t xml:space="preserve">    {</w:t>
         <w:br/>
-        <w:t xml:space="preserve">      "session_id": "s_OfGQOsYfIxls_a0C",</w:t>
+        <w:t xml:space="preserve">      "session_id": "s_cq-NpkIZHlDBoPGq",</w:t>
         <w:br/>
         <w:t xml:space="preserve">      "channel": "whatsapp",</w:t>
         <w:br/>
@@ -1305,6 +1467,16 @@
         <w:br/>
         <w:t xml:space="preserve">      "prefill_used": true,</w:t>
         <w:br/>
+        <w:t xml:space="preserve">      "consent": {</w:t>
+        <w:br/>
+        <w:t xml:space="preserve">        "status": "AGREED",</w:t>
+        <w:br/>
+        <w:t xml:space="preserve">        "at": "2026-09-29T09:10:13.806124Z",</w:t>
+        <w:br/>
+        <w:t xml:space="preserve">        "version": "p2-consent-2026-09-29"</w:t>
+        <w:br/>
+        <w:t xml:space="preserve">      },</w:t>
+        <w:br/>
         <w:t xml:space="preserve">      "answers": {</w:t>
         <w:br/>
         <w:t xml:space="preserve">        "state": "Rajasthan",</w:t>
@@ -1315,11 +1487,15 @@
         <w:br/>
         <w:t xml:space="preserve">        "gender": "Male",</w:t>
         <w:br/>
-        <w:t xml:space="preserve">        "annual_family_income": 180000</w:t>
+        <w:t xml:space="preserve">        "annual_family_income": 180000,</w:t>
+        <w:br/>
+        <w:t xml:space="preserve">        "income_min": null,</w:t>
+        <w:br/>
+        <w:t xml:space="preserve">        "income_band": null</w:t>
         <w:br/>
         <w:t xml:space="preserve">      },</w:t>
         <w:br/>
-        <w:t xml:space="preserve">      "eligible_count": 11,</w:t>
+        <w:t xml:space="preserve">      "eligible_count": 6,</w:t>
         <w:br/>
         <w:t xml:space="preserve">      "suggested_schemes": [</w:t>
         <w:br/>
@@ -1343,12 +1519,158 @@
         <w:br/>
         <w:t xml:space="preserve">          "rank": 2,</w:t>
         <w:br/>
-        <w:t xml:space="preserve">          "scheme_id": "MSM-0156",</w:t>
-        <w:br/>
-        <w:t xml:space="preserve">          "name": "Kali Bai Bheel Medhavi Chhatra Scooty Yojana - Passed Class 10",</w:t>
+        <w:t xml:space="preserve">          "scheme_id": "MSM-0104",</w:t>
+        <w:br/>
+        <w:t xml:space="preserve">          "name": "Free Coaching for SCs, OBCs and Beneficiaries of PM CARES Children Scheme",</w:t>
         <w:br/>
         <w:t xml:space="preserve">          "benefit": "",</w:t>
         <w:br/>
+        <w:t xml:space="preserve">          "apply_url": "https://scholarships.gov.in/All-Scholarships",</w:t>
+        <w:br/>
+        <w:t xml:space="preserve">          "shown_to_student": true</w:t>
+        <w:br/>
+        <w:t xml:space="preserve">        },</w:t>
+        <w:br/>
+        <w:t xml:space="preserve">        {</w:t>
+        <w:br/>
+        <w:t xml:space="preserve">          "rank": 3,</w:t>
+        <w:br/>
+        <w:t xml:space="preserve">          "scheme_id": "MSM-0086",</w:t>
+        <w:br/>
+        <w:t xml:space="preserve">          "name": "CM Sarvjan Scholarship - Rajasthan",</w:t>
+        <w:br/>
+        <w:t xml:space="preserve">          "benefit": "",</w:t>
+        <w:br/>
+        <w:t xml:space="preserve">          "apply_url": "https://sje.rajasthan.gov.in/default.aspx/scolarship1/Default.aspx?PageID=81",</w:t>
+        <w:br/>
+        <w:t xml:space="preserve">          "shown_to_student": true</w:t>
+        <w:br/>
+        <w:t xml:space="preserve">        },</w:t>
+        <w:br/>
+        <w:t xml:space="preserve">        "... 3 more"</w:t>
+        <w:br/>
+        <w:t xml:space="preserve">      ],</w:t>
+        <w:br/>
+        <w:t xml:space="preserve">      "entry": {</w:t>
+        <w:br/>
+        <w:t xml:space="preserve">        "source": "OUTREACH",</w:t>
+        <w:br/>
+        <w:t xml:space="preserve">        "channel": "whatsapp",</w:t>
+        <w:br/>
+        <w:t xml:space="preserve">        "outreach_message_id": "2026-10-01-probable-wave1",</w:t>
+        <w:br/>
+        <w:t xml:space="preserve">        "outreach_code": "OM-988H3X",</w:t>
+        <w:br/>
+        <w:t xml:space="preserve">        "campaign": "PROBABLE discovery – Rajasthan – wave 1",</w:t>
+        <w:br/>
+        <w:t xml:space="preserve">        "outreach_channel": "sms",</w:t>
+        <w:br/>
+        <w:t xml:space="preserve">        "recipient_ref": "P1-STU-0001",</w:t>
+        <w:br/>
+        <w:t xml:space="preserve">        "referrer_share_code": null,</w:t>
+        <w:br/>
+        <w:t xml:space="preserve">        "first_touch": {</w:t>
+        <w:br/>
+        <w:t xml:space="preserve">          "channel": "whatsapp",</w:t>
+        <w:br/>
+        <w:t xml:space="preserve">          "raw_text": "Hi, I want to find scholarships. Code OM-988H3X-RF99VN7CM",</w:t>
+        <w:br/>
+        <w:t xml:space="preserve">          "om_code": "OM-988H3X",</w:t>
+        <w:br/>
+        <w:t xml:space="preserve">          "recipient_code": "RF99VN7CM",</w:t>
+        <w:br/>
+        <w:t xml:space="preserve">          "resolved": true,</w:t>
+        <w:br/>
+        <w:t xml:space="preserve">          "at": "2026-09-29T09:10:13.792722Z"</w:t>
+        <w:br/>
+        <w:t xml:space="preserve">        },</w:t>
+        <w:br/>
+        <w:t xml:space="preserve">        "first_touch_at": "2026-09-29T09:10:13.792722Z"</w:t>
+        <w:br/>
+        <w:t xml:space="preserve">      },</w:t>
+        <w:br/>
+        <w:t xml:space="preserve">      "feedback": null,</w:t>
+        <w:br/>
+        <w:t xml:space="preserve">      "share_code": null,</w:t>
+        <w:br/>
+        <w:t xml:space="preserve">      "peer_referrals_count": 0,</w:t>
+        <w:br/>
+        <w:t xml:space="preserve">      "rule_version": "V3.0",</w:t>
+        <w:br/>
+        <w:t xml:space="preserve">      "eligibility_as_of": "2026-09-28",</w:t>
+        <w:br/>
+        <w:t xml:space="preserve">      "started_at": "2026-09-29T09:10:13.795980Z",</w:t>
+        <w:br/>
+        <w:t xml:space="preserve">      "updated_at": "2026-09-29T09:10:13.825941Z",</w:t>
+        <w:br/>
+        <w:t xml:space="preserve">      "completed_at": "2026-09-29T09:10:13.820897Z"</w:t>
+        <w:br/>
+        <w:t xml:space="preserve">    },</w:t>
+        <w:br/>
+        <w:t xml:space="preserve">    {</w:t>
+        <w:br/>
+        <w:t xml:space="preserve">      "session_id": "s_7O3WHuADY6pnYkqO",</w:t>
+        <w:br/>
+        <w:t xml:space="preserve">      "channel": "web",</w:t>
+        <w:br/>
+        <w:t xml:space="preserve">      "source_system": "p1-rajat",</w:t>
+        <w:br/>
+        <w:t xml:space="preserve">      "external_ref": "P1-STU-0002",</w:t>
+        <w:br/>
+        <w:t xml:space="preserve">      "referral_reason": "UNLINKED",</w:t>
+        <w:br/>
+        <w:t xml:space="preserve">      "status": "COMPLETED",</w:t>
+        <w:br/>
+        <w:t xml:space="preserve">      "state": "RESULTS",</w:t>
+        <w:br/>
+        <w:t xml:space="preserve">      "language": "hi",</w:t>
+        <w:br/>
+        <w:t xml:space="preserve">      "mobile_masked": "91••••••0002",</w:t>
+        <w:br/>
+        <w:t xml:space="preserve">      "prefill_used": true,</w:t>
+        <w:br/>
+        <w:t xml:space="preserve">      "consent": {</w:t>
+        <w:br/>
+        <w:t xml:space="preserve">        "status": "AGREED",</w:t>
+        <w:br/>
+        <w:t xml:space="preserve">        "at": "2026-09-29T09:10:13.850060Z",</w:t>
+        <w:br/>
+        <w:t xml:space="preserve">        "version": "p2-consent-2026-09-29"</w:t>
+        <w:br/>
+        <w:t xml:space="preserve">      },</w:t>
+        <w:br/>
+        <w:t xml:space="preserve">      "answers": {</w:t>
+        <w:br/>
+        <w:t xml:space="preserve">        "state": "Rajasthan",</w:t>
+        <w:br/>
+        <w:t xml:space="preserve">        "class_passed": "XII",</w:t>
+        <w:br/>
+        <w:t xml:space="preserve">        "gender": "Female",</w:t>
+        <w:br/>
+        <w:t xml:space="preserve">        "annual_family_income": 120000,</w:t>
+        <w:br/>
+        <w:t xml:space="preserve">        "income_min": null,</w:t>
+        <w:br/>
+        <w:t xml:space="preserve">        "income_band": "m10k",</w:t>
+        <w:br/>
+        <w:t xml:space="preserve">        "category": "General"</w:t>
+        <w:br/>
+        <w:t xml:space="preserve">      },</w:t>
+        <w:br/>
+        <w:t xml:space="preserve">      "eligible_count": 20,</w:t>
+        <w:br/>
+        <w:t xml:space="preserve">      "suggested_schemes": [</w:t>
+        <w:br/>
+        <w:t xml:space="preserve">        {</w:t>
+        <w:br/>
+        <w:t xml:space="preserve">          "rank": 1,</w:t>
+        <w:br/>
+        <w:t xml:space="preserve">          "scheme_id": "MSM-0150",</w:t>
+        <w:br/>
+        <w:t xml:space="preserve">          "name": "Devnarayan Girls Student Scholar Incentive Scheme (Graduate and Postgraduate Level)",</w:t>
+        <w:br/>
+        <w:t xml:space="preserve">          "benefit": "",</w:t>
+        <w:br/>
         <w:t xml:space="preserve">          "apply_url": "https://scholarship.rajasthan.gov.in/ActDeptSchemeList.aspx",</w:t>
         <w:br/>
         <w:t xml:space="preserve">          "shown_to_student": true</w:t>
@@ -1357,21 +1679,37 @@
         <w:br/>
         <w:t xml:space="preserve">        {</w:t>
         <w:br/>
+        <w:t xml:space="preserve">          "rank": 2,</w:t>
+        <w:br/>
+        <w:t xml:space="preserve">          "scheme_id": "MSM-0151",</w:t>
+        <w:br/>
+        <w:t xml:space="preserve">          "name": "Devnarayan Girls Student Scooty Distribution Scheme (First Year Girls)",</w:t>
+        <w:br/>
+        <w:t xml:space="preserve">          "benefit": "",</w:t>
+        <w:br/>
+        <w:t xml:space="preserve">          "apply_url": "https://scholarship.rajasthan.gov.in/ActDeptSchemeList.aspx",</w:t>
+        <w:br/>
+        <w:t xml:space="preserve">          "shown_to_student": true</w:t>
+        <w:br/>
+        <w:t xml:space="preserve">        },</w:t>
+        <w:br/>
+        <w:t xml:space="preserve">        {</w:t>
+        <w:br/>
         <w:t xml:space="preserve">          "rank": 3,</w:t>
         <w:br/>
-        <w:t xml:space="preserve">          "scheme_id": "MSM-0086",</w:t>
-        <w:br/>
-        <w:t xml:space="preserve">          "name": "CM Sarvjan Scholarship - Rajasthan",</w:t>
+        <w:t xml:space="preserve">          "scheme_id": "MSM-0152",</w:t>
+        <w:br/>
+        <w:t xml:space="preserve">          "name": "Distance Education Scheme for Girls - Rajasthan",</w:t>
         <w:br/>
         <w:t xml:space="preserve">          "benefit": "",</w:t>
         <w:br/>
-        <w:t xml:space="preserve">          "apply_url": "https://sje.rajasthan.gov.in/default.aspx/scolarship1/Default.aspx?PageID=81",</w:t>
+        <w:t xml:space="preserve">          "apply_url": "https://scholarship.rajasthan.gov.in/ActDeptSchemeList.aspx",</w:t>
         <w:br/>
         <w:t xml:space="preserve">          "shown_to_student": true</w:t>
         <w:br/>
         <w:t xml:space="preserve">        },</w:t>
         <w:br/>
-        <w:t xml:space="preserve">        "... 8 more"</w:t>
+        <w:t xml:space="preserve">        "... 17 more"</w:t>
         <w:br/>
         <w:t xml:space="preserve">      ],</w:t>
         <w:br/>
@@ -1379,37 +1717,51 @@
         <w:br/>
         <w:t xml:space="preserve">        "source": "OUTREACH",</w:t>
         <w:br/>
-        <w:t xml:space="preserve">        "channel": "whatsapp",</w:t>
+        <w:t xml:space="preserve">        "channel": "web",</w:t>
         <w:br/>
         <w:t xml:space="preserve">        "outreach_message_id": "2026-10-01-probable-wave1",</w:t>
         <w:br/>
-        <w:t xml:space="preserve">        "outreach_code": "OM-P9EVYX",</w:t>
+        <w:t xml:space="preserve">        "outreach_code": "OM-988H3X",</w:t>
         <w:br/>
         <w:t xml:space="preserve">        "campaign": "PROBABLE discovery – Rajasthan – wave 1",</w:t>
         <w:br/>
         <w:t xml:space="preserve">        "outreach_channel": "sms",</w:t>
         <w:br/>
-        <w:t xml:space="preserve">        "recipient_ref": "P1-STU-0001",</w:t>
+        <w:t xml:space="preserve">        "recipient_ref": "P1-STU-0002",</w:t>
         <w:br/>
         <w:t xml:space="preserve">        "referrer_share_code": null,</w:t>
         <w:br/>
         <w:t xml:space="preserve">        "first_touch": {</w:t>
         <w:br/>
-        <w:t xml:space="preserve">          "channel": "whatsapp",</w:t>
-        <w:br/>
-        <w:t xml:space="preserve">          "raw_text": "Hi, I want to find scholarships. Code OM-P9EVYX-RY6FPKX5U",</w:t>
-        <w:br/>
-        <w:t xml:space="preserve">          "om_code": "OM-P9EVYX",</w:t>
-        <w:br/>
-        <w:t xml:space="preserve">          "recipient_code": "RY6FPKX5U",</w:t>
-        <w:br/>
-        <w:t xml:space="preserve">          "resolved": true,</w:t>
-        <w:br/>
-        <w:t xml:space="preserve">          "at": "2026-09-28T14:14:37.912210Z"</w:t>
+        <w:t xml:space="preserve">          "channel": "web",</w:t>
+        <w:br/>
+        <w:t xml:space="preserve">          "params": {</w:t>
+        <w:br/>
+        <w:t xml:space="preserve">            "src": "outreach",</w:t>
+        <w:br/>
+        <w:t xml:space="preserve">            "om": "OM-988H3X",</w:t>
+        <w:br/>
+        <w:t xml:space="preserve">            "r": "RQN9MNXXX",</w:t>
+        <w:br/>
+        <w:t xml:space="preserve">            "utm_source": "p1-rajat",</w:t>
+        <w:br/>
+        <w:t xml:space="preserve">            "utm_medium": "sms",</w:t>
+        <w:br/>
+        <w:t xml:space="preserve">            "utm_campaign": "OM-988H3X"</w:t>
+        <w:br/>
+        <w:t xml:space="preserve">          },</w:t>
+        <w:br/>
+        <w:t xml:space="preserve">          "at": "2026-09-29T09:10:13.836518Z",</w:t>
+        <w:br/>
+        <w:t xml:space="preserve">          "om": "OM-988H3X",</w:t>
+        <w:br/>
+        <w:t xml:space="preserve">          "recipient": "RQN9MNXXX",</w:t>
+        <w:br/>
+        <w:t xml:space="preserve">          "resolved": true</w:t>
         <w:br/>
         <w:t xml:space="preserve">        },</w:t>
         <w:br/>
-        <w:t xml:space="preserve">        "first_touch_at": "2026-09-28T14:14:37.912210Z"</w:t>
+        <w:t xml:space="preserve">        "first_touch_at": "2026-09-29T09:10:13.836518Z"</w:t>
         <w:br/>
         <w:t xml:space="preserve">      },</w:t>
         <w:br/>
@@ -1423,173 +1775,11 @@
         <w:br/>
         <w:t xml:space="preserve">      "eligibility_as_of": "2026-09-28",</w:t>
         <w:br/>
-        <w:t xml:space="preserve">      "started_at": "2026-09-28T14:14:37.914607Z",</w:t>
-        <w:br/>
-        <w:t xml:space="preserve">      "updated_at": "2026-09-28T14:14:37.941410Z",</w:t>
-        <w:br/>
-        <w:t xml:space="preserve">      "completed_at": "2026-09-28T14:14:37.926642Z"</w:t>
-        <w:br/>
-        <w:t xml:space="preserve">    },</w:t>
-        <w:br/>
-        <w:t xml:space="preserve">    {</w:t>
-        <w:br/>
-        <w:t xml:space="preserve">      "session_id": "s_Qdiqhkt6ud7NyySM",</w:t>
-        <w:br/>
-        <w:t xml:space="preserve">      "channel": "web",</w:t>
-        <w:br/>
-        <w:t xml:space="preserve">      "source_system": "p1-rajat",</w:t>
-        <w:br/>
-        <w:t xml:space="preserve">      "external_ref": "P1-STU-0002",</w:t>
-        <w:br/>
-        <w:t xml:space="preserve">      "referral_reason": "UNLINKED",</w:t>
-        <w:br/>
-        <w:t xml:space="preserve">      "status": "COMPLETED",</w:t>
-        <w:br/>
-        <w:t xml:space="preserve">      "state": "RESULTS",</w:t>
-        <w:br/>
-        <w:t xml:space="preserve">      "language": "hi",</w:t>
-        <w:br/>
-        <w:t xml:space="preserve">      "mobile_masked": "91••••••0002",</w:t>
-        <w:br/>
-        <w:t xml:space="preserve">      "prefill_used": true,</w:t>
-        <w:br/>
-        <w:t xml:space="preserve">      "answers": {</w:t>
-        <w:br/>
-        <w:t xml:space="preserve">        "state": "Rajasthan",</w:t>
-        <w:br/>
-        <w:t xml:space="preserve">        "class_passed": "XII",</w:t>
-        <w:br/>
-        <w:t xml:space="preserve">        "category": "General",</w:t>
-        <w:br/>
-        <w:t xml:space="preserve">        "gender": "Female",</w:t>
-        <w:br/>
-        <w:t xml:space="preserve">        "annual_family_income": 100000</w:t>
-        <w:br/>
-        <w:t xml:space="preserve">      },</w:t>
-        <w:br/>
-        <w:t xml:space="preserve">      "eligible_count": 29,</w:t>
-        <w:br/>
-        <w:t xml:space="preserve">      "suggested_schemes": [</w:t>
-        <w:br/>
-        <w:t xml:space="preserve">        {</w:t>
-        <w:br/>
-        <w:t xml:space="preserve">          "rank": 1,</w:t>
-        <w:br/>
-        <w:t xml:space="preserve">          "scheme_id": "MSM-0150",</w:t>
-        <w:br/>
-        <w:t xml:space="preserve">          "name": "Devnarayan Girls Student Scholar Incentive Scheme (Graduate and Postgraduate Level)",</w:t>
-        <w:br/>
-        <w:t xml:space="preserve">          "benefit": "",</w:t>
-        <w:br/>
-        <w:t xml:space="preserve">          "apply_url": "https://scholarship.rajasthan.gov.in/ActDeptSchemeList.aspx",</w:t>
-        <w:br/>
-        <w:t xml:space="preserve">          "shown_to_student": true</w:t>
-        <w:br/>
-        <w:t xml:space="preserve">        },</w:t>
-        <w:br/>
-        <w:t xml:space="preserve">        {</w:t>
-        <w:br/>
-        <w:t xml:space="preserve">          "rank": 2,</w:t>
-        <w:br/>
-        <w:t xml:space="preserve">          "scheme_id": "MSM-0151",</w:t>
-        <w:br/>
-        <w:t xml:space="preserve">          "name": "Devnarayan Girls Student Scooty Distribution Scheme (First Year Girls)",</w:t>
-        <w:br/>
-        <w:t xml:space="preserve">          "benefit": "",</w:t>
-        <w:br/>
-        <w:t xml:space="preserve">          "apply_url": "https://scholarship.rajasthan.gov.in/ActDeptSchemeList.aspx",</w:t>
-        <w:br/>
-        <w:t xml:space="preserve">          "shown_to_student": true</w:t>
-        <w:br/>
-        <w:t xml:space="preserve">        },</w:t>
-        <w:br/>
-        <w:t xml:space="preserve">        {</w:t>
-        <w:br/>
-        <w:t xml:space="preserve">          "rank": 3,</w:t>
-        <w:br/>
-        <w:t xml:space="preserve">          "scheme_id": "MSM-0152",</w:t>
-        <w:br/>
-        <w:t xml:space="preserve">          "name": "Distance Education Scheme for Girls - Rajasthan",</w:t>
-        <w:br/>
-        <w:t xml:space="preserve">          "benefit": "",</w:t>
-        <w:br/>
-        <w:t xml:space="preserve">          "apply_url": "https://scholarship.rajasthan.gov.in/ActDeptSchemeList.aspx",</w:t>
-        <w:br/>
-        <w:t xml:space="preserve">          "shown_to_student": true</w:t>
-        <w:br/>
-        <w:t xml:space="preserve">        },</w:t>
-        <w:br/>
-        <w:t xml:space="preserve">        "... 26 more"</w:t>
-        <w:br/>
-        <w:t xml:space="preserve">      ],</w:t>
-        <w:br/>
-        <w:t xml:space="preserve">      "entry": {</w:t>
-        <w:br/>
-        <w:t xml:space="preserve">        "source": "OUTREACH",</w:t>
-        <w:br/>
-        <w:t xml:space="preserve">        "channel": "web",</w:t>
-        <w:br/>
-        <w:t xml:space="preserve">        "outreach_message_id": "2026-10-01-probable-wave1",</w:t>
-        <w:br/>
-        <w:t xml:space="preserve">        "outreach_code": "OM-P9EVYX",</w:t>
-        <w:br/>
-        <w:t xml:space="preserve">        "campaign": "PROBABLE discovery – Rajasthan – wave 1",</w:t>
-        <w:br/>
-        <w:t xml:space="preserve">        "outreach_channel": "sms",</w:t>
-        <w:br/>
-        <w:t xml:space="preserve">        "recipient_ref": "P1-STU-0002",</w:t>
-        <w:br/>
-        <w:t xml:space="preserve">        "referrer_share_code": null,</w:t>
-        <w:br/>
-        <w:t xml:space="preserve">        "first_touch": {</w:t>
-        <w:br/>
-        <w:t xml:space="preserve">          "channel": "web",</w:t>
-        <w:br/>
-        <w:t xml:space="preserve">          "params": {</w:t>
-        <w:br/>
-        <w:t xml:space="preserve">            "src": "outreach",</w:t>
-        <w:br/>
-        <w:t xml:space="preserve">            "om": "OM-P9EVYX",</w:t>
-        <w:br/>
-        <w:t xml:space="preserve">            "r": "RPUFK7U4G",</w:t>
-        <w:br/>
-        <w:t xml:space="preserve">            "utm_source": "p1-rajat",</w:t>
-        <w:br/>
-        <w:t xml:space="preserve">            "utm_medium": "sms",</w:t>
-        <w:br/>
-        <w:t xml:space="preserve">            "utm_campaign": "OM-P9EVYX"</w:t>
-        <w:br/>
-        <w:t xml:space="preserve">          },</w:t>
-        <w:br/>
-        <w:t xml:space="preserve">          "at": "2026-09-28T14:14:37.948222Z",</w:t>
-        <w:br/>
-        <w:t xml:space="preserve">          "om": "OM-P9EVYX",</w:t>
-        <w:br/>
-        <w:t xml:space="preserve">          "recipient": "RPUFK7U4G",</w:t>
-        <w:br/>
-        <w:t xml:space="preserve">          "resolved": true</w:t>
-        <w:br/>
-        <w:t xml:space="preserve">        },</w:t>
-        <w:br/>
-        <w:t xml:space="preserve">        "first_touch_at": "2026-09-28T14:14:37.948222Z"</w:t>
-        <w:br/>
-        <w:t xml:space="preserve">      },</w:t>
-        <w:br/>
-        <w:t xml:space="preserve">      "feedback": null,</w:t>
-        <w:br/>
-        <w:t xml:space="preserve">      "share_code": null,</w:t>
-        <w:br/>
-        <w:t xml:space="preserve">      "peer_referrals_count": 0,</w:t>
-        <w:br/>
-        <w:t xml:space="preserve">      "rule_version": "V3.0",</w:t>
-        <w:br/>
-        <w:t xml:space="preserve">      "eligibility_as_of": "2026-09-28",</w:t>
-        <w:br/>
-        <w:t xml:space="preserve">      "started_at": "2026-09-28T14:14:37.949458Z",</w:t>
-        <w:br/>
-        <w:t xml:space="preserve">      "updated_at": "2026-09-28T14:14:37.980975Z",</w:t>
-        <w:br/>
-        <w:t xml:space="preserve">      "completed_at": "2026-09-28T14:14:37.979167Z"</w:t>
+        <w:t xml:space="preserve">      "started_at": "2026-09-29T09:10:13.837612Z",</w:t>
+        <w:br/>
+        <w:t xml:space="preserve">      "updated_at": "2026-09-29T09:10:13.873482Z",</w:t>
+        <w:br/>
+        <w:t xml:space="preserve">      "completed_at": "2026-09-29T09:10:13.871526Z"</w:t>
         <w:br/>
         <w:t xml:space="preserve">    }</w:t>
         <w:br/>
@@ -1624,7 +1814,7 @@
           <w:color w:val="C00000"/>
           <w:sz w:val="19"/>
         </w:rPr>
-        <w:t>X-P2-Signature: sha256=e8c76903fd79e228b…</w:t>
+        <w:t>X-P2-Signature: sha256=bc57e32b3c2eec7a5…</w:t>
       </w:r>
     </w:p>
     <w:p>
@@ -1641,11 +1831,11 @@
         <w:br/>
         <w:t xml:space="preserve">  "event": "discovery.result",</w:t>
         <w:br/>
-        <w:t xml:space="preserve">  "sent_at": "2026-09-28T14:14:37.933345Z",</w:t>
+        <w:t xml:space="preserve">  "sent_at": "2026-09-29T09:10:13.828113Z",</w:t>
         <w:br/>
         <w:t xml:space="preserve">  "result": {</w:t>
         <w:br/>
-        <w:t xml:space="preserve">    "session_id": "s_OfGQOsYfIxls_a0C",</w:t>
+        <w:t xml:space="preserve">    "session_id": "s_cq-NpkIZHlDBoPGq",</w:t>
         <w:br/>
         <w:t xml:space="preserve">    "channel": "whatsapp",</w:t>
         <w:br/>
@@ -1665,6 +1855,16 @@
         <w:br/>
         <w:t xml:space="preserve">    "prefill_used": true,</w:t>
         <w:br/>
+        <w:t xml:space="preserve">    "consent": {</w:t>
+        <w:br/>
+        <w:t xml:space="preserve">      "status": "AGREED",</w:t>
+        <w:br/>
+        <w:t xml:space="preserve">      "at": "2026-09-29T09:10:13.806124Z",</w:t>
+        <w:br/>
+        <w:t xml:space="preserve">      "version": "p2-consent-2026-09-29"</w:t>
+        <w:br/>
+        <w:t xml:space="preserve">    },</w:t>
+        <w:br/>
         <w:t xml:space="preserve">    "answers": {</w:t>
         <w:br/>
         <w:t xml:space="preserve">      "state": "Rajasthan",</w:t>
@@ -1675,11 +1875,15 @@
         <w:br/>
         <w:t xml:space="preserve">      "gender": "Male",</w:t>
         <w:br/>
-        <w:t xml:space="preserve">      "annual_family_income": 180000</w:t>
+        <w:t xml:space="preserve">      "annual_family_income": 180000,</w:t>
+        <w:br/>
+        <w:t xml:space="preserve">      "income_min": null,</w:t>
+        <w:br/>
+        <w:t xml:space="preserve">      "income_band": null</w:t>
         <w:br/>
         <w:t xml:space="preserve">    },</w:t>
         <w:br/>
-        <w:t xml:space="preserve">    "eligible_count": 11,</w:t>
+        <w:t xml:space="preserve">    "eligible_count": 6,</w:t>
         <w:br/>
         <w:t xml:space="preserve">    "suggested_schemes": [</w:t>
         <w:br/>
@@ -1703,13 +1907,13 @@
         <w:br/>
         <w:t xml:space="preserve">        "rank": 2,</w:t>
         <w:br/>
-        <w:t xml:space="preserve">        "scheme_id": "MSM-0156",</w:t>
-        <w:br/>
-        <w:t xml:space="preserve">        "name": "Kali Bai Bheel Medhavi Chhatra Scooty Yojana - Passed Class 10",</w:t>
+        <w:t xml:space="preserve">        "scheme_id": "MSM-0104",</w:t>
+        <w:br/>
+        <w:t xml:space="preserve">        "name": "Free Coaching for SCs, OBCs and Beneficiaries of PM CARES Children Scheme",</w:t>
         <w:br/>
         <w:t xml:space="preserve">        "benefit": "",</w:t>
         <w:br/>
-        <w:t xml:space="preserve">        "apply_url": "https://scholarship.rajasthan.gov.in/ActDeptSchemeList.aspx",</w:t>
+        <w:t xml:space="preserve">        "apply_url": "https://scholarships.gov.in/All-Scholarships",</w:t>
         <w:br/>
         <w:t xml:space="preserve">        "shown_to_student": true</w:t>
         <w:br/>
@@ -1731,7 +1935,7 @@
         <w:br/>
         <w:t xml:space="preserve">      },</w:t>
         <w:br/>
-        <w:t xml:space="preserve">      "... 8 more"</w:t>
+        <w:t xml:space="preserve">      "... 3 more"</w:t>
         <w:br/>
         <w:t xml:space="preserve">    ],</w:t>
         <w:br/>
@@ -1743,7 +1947,7 @@
         <w:br/>
         <w:t xml:space="preserve">      "outreach_message_id": "2026-10-01-probable-wave1",</w:t>
         <w:br/>
-        <w:t xml:space="preserve">      "outreach_code": "OM-P9EVYX",</w:t>
+        <w:t xml:space="preserve">      "outreach_code": "OM-988H3X",</w:t>
         <w:br/>
         <w:t xml:space="preserve">      "campaign": "PROBABLE discovery – Rajasthan – wave 1",</w:t>
         <w:br/>
@@ -1757,19 +1961,19 @@
         <w:br/>
         <w:t xml:space="preserve">        "channel": "whatsapp",</w:t>
         <w:br/>
-        <w:t xml:space="preserve">        "raw_text": "Hi, I want to find scholarships. Code OM-P9EVYX-RY6FPKX5U",</w:t>
-        <w:br/>
-        <w:t xml:space="preserve">        "om_code": "OM-P9EVYX",</w:t>
-        <w:br/>
-        <w:t xml:space="preserve">        "recipient_code": "RY6FPKX5U",</w:t>
+        <w:t xml:space="preserve">        "raw_text": "Hi, I want to find scholarships. Code OM-988H3X-RF99VN7CM",</w:t>
+        <w:br/>
+        <w:t xml:space="preserve">        "om_code": "OM-988H3X",</w:t>
+        <w:br/>
+        <w:t xml:space="preserve">        "recipient_code": "RF99VN7CM",</w:t>
         <w:br/>
         <w:t xml:space="preserve">        "resolved": true,</w:t>
         <w:br/>
-        <w:t xml:space="preserve">        "at": "2026-09-28T14:14:37.912210Z"</w:t>
+        <w:t xml:space="preserve">        "at": "2026-09-29T09:10:13.792722Z"</w:t>
         <w:br/>
         <w:t xml:space="preserve">      },</w:t>
         <w:br/>
-        <w:t xml:space="preserve">      "first_touch_at": "2026-09-28T14:14:37.912210Z"</w:t>
+        <w:t xml:space="preserve">      "first_touch_at": "2026-09-29T09:10:13.792722Z"</w:t>
         <w:br/>
         <w:t xml:space="preserve">    },</w:t>
         <w:br/>
@@ -1783,11 +1987,11 @@
         <w:br/>
         <w:t xml:space="preserve">    "eligibility_as_of": "2026-09-28",</w:t>
         <w:br/>
-        <w:t xml:space="preserve">    "started_at": "2026-09-28T14:14:37.914607Z",</w:t>
-        <w:br/>
-        <w:t xml:space="preserve">    "updated_at": "2026-09-28T14:14:37.929369Z",</w:t>
-        <w:br/>
-        <w:t xml:space="preserve">    "completed_at": "2026-09-28T14:14:37.926642Z"</w:t>
+        <w:t xml:space="preserve">    "started_at": "2026-09-29T09:10:13.795980Z",</w:t>
+        <w:br/>
+        <w:t xml:space="preserve">    "updated_at": "2026-09-29T09:10:13.825941Z",</w:t>
+        <w:br/>
+        <w:t xml:space="preserve">    "completed_at": "2026-09-29T09:10:13.820897Z"</w:t>
         <w:br/>
         <w:t xml:space="preserve">  }</w:t>
         <w:br/>
@@ -1849,7 +2053,7 @@
         <w:br/>
         <w:t xml:space="preserve">  "source_system": "p1-rajat",</w:t>
         <w:br/>
-        <w:t xml:space="preserve">  "code": "OM-P9EVYX",</w:t>
+        <w:t xml:space="preserve">  "code": "OM-988H3X",</w:t>
         <w:br/>
         <w:t xml:space="preserve">  "campaign": "PROBABLE discovery – Rajasthan – wave 1",</w:t>
         <w:br/>
@@ -1861,15 +2065,15 @@
         <w:br/>
         <w:t xml:space="preserve">  "sent_at": "2026-10-01T04:00:00.000000Z",</w:t>
         <w:br/>
-        <w:t xml:space="preserve">  "created_at": "2026-09-28T14:14:37.896647Z",</w:t>
+        <w:t xml:space="preserve">  "created_at": "2026-09-29T09:10:13.778909Z",</w:t>
         <w:br/>
         <w:t xml:space="preserve">  "links": {</w:t>
         <w:br/>
-        <w:t xml:space="preserve">    "whatsapp_text": "Hi, I want to find scholarships. Code OM-P9EVYX",</w:t>
-        <w:br/>
-        <w:t xml:space="preserve">    "whatsapp_link": "https://wa.me/15550001234?text=Hi%2C%20I%20want%20to%20find%20scholarships.%20Code%20OM-P9EVYX",</w:t>
-        <w:br/>
-        <w:t xml:space="preserve">    "web_link": "https://mosje-p2-api.onrender.com/companion?src=outreach&amp;om=OM-P9EVYX&amp;utm_source=p1-rajat&amp;utm_medium=sms&amp;utm_campaign=OM-P9EVYX"</w:t>
+        <w:t xml:space="preserve">    "whatsapp_text": "Hi, I want to find scholarships. Code OM-988H3X",</w:t>
+        <w:br/>
+        <w:t xml:space="preserve">    "whatsapp_link": "https://wa.me/15550001234?text=Hi%2C%20I%20want%20to%20find%20scholarships.%20Code%20OM-988H3X",</w:t>
+        <w:br/>
+        <w:t xml:space="preserve">    "web_link": "https://mosje-p2-api.onrender.com/companion?src=outreach&amp;om=OM-988H3X&amp;utm_source=p1-rajat&amp;utm_medium=sms&amp;utm_campaign=OM-988H3X"</w:t>
         <w:br/>
         <w:t xml:space="preserve">  },</w:t>
         <w:br/>
@@ -1908,7 +2112,7 @@
           <w:color w:val="C00000"/>
           <w:sz w:val="19"/>
         </w:rPr>
-        <w:t>since=2026-09-28T14:14:37.980975Z</w:t>
+        <w:t>since=2026-09-29T09:10:13.873482Z</w:t>
       </w:r>
       <w:r>
         <w:t>.</w:t>
